--- a/policies/build/masters/HCO.COP.7_v2_master.docx
+++ b/policies/build/masters/HCO.COP.7_v2_master.docx
@@ -406,7 +406,7 @@
                 <w:sz w:val="18"/>
                 <w:szCs w:val="18"/>
               </w:rPr>
-              <w:t xml:space="preserve">«Patient Rights Officer»  Name «________»</w:t>
+              <w:t xml:space="preserve">«Quality Coordinator»  Name «________»</w:t>
             </w:r>
           </w:p>
         </w:tc>
@@ -839,7 +839,7 @@
           <w:sz w:val="22"/>
           <w:szCs w:val="22"/>
         </w:rPr>
-        <w:t xml:space="preserve">3. Do not skip: Qualied personnel order, plan, perform and assist in performing procedures.</w:t>
+        <w:t xml:space="preserve">3. Do not skip: Qualified personnel order, plan, perform and assist in performing procedures.</w:t>
       </w:r>
     </w:p>
     <w:p>
@@ -995,19 +995,19 @@
         <w:spacing w:after="100" w:before="220"/>
       </w:pPr>
       <w:r>
-        <w:t xml:space="preserve">5.3 Qualied personnel order, plan, perform and assist in performing proc..</w:t>
-      </w:r>
-    </w:p>
-    <w:p>
-      <w:pPr>
-        <w:spacing w:after="140"/>
-      </w:pPr>
-      <w:r>
-        <w:rPr>
-          <w:sz w:val="22"/>
-          <w:szCs w:val="22"/>
-        </w:rPr>
-        <w:t xml:space="preserve">Qualied personnel order, plan, perform and assist in performing procedures.</w:t>
+        <w:t xml:space="preserve">5.3 Qualified personnel order, plan, perform and assist in performing pro..</w:t>
+      </w:r>
+    </w:p>
+    <w:p>
+      <w:pPr>
+        <w:spacing w:after="140"/>
+      </w:pPr>
+      <w:r>
+        <w:rPr>
+          <w:sz w:val="22"/>
+          <w:szCs w:val="22"/>
+        </w:rPr>
+        <w:t xml:space="preserve">Qualified personnel order, plan, perform and assist in performing procedures.</w:t>
       </w:r>
     </w:p>
     <w:p>
@@ -2351,7 +2351,7 @@
           <w:sz w:val="22"/>
           <w:szCs w:val="22"/>
         </w:rPr>
-        <w:t xml:space="preserve">Medical Superintendent; Quality Coordinator; Quality Coordinator; department clinical staff covered by COP.7.</w:t>
+        <w:t xml:space="preserve">Medical Superintendent; Quality Coordinator; department clinical staff covered by COP.7</w:t>
       </w:r>
     </w:p>
     <w:p>
@@ -2736,7 +2736,7 @@
                 <w:sz w:val="18"/>
                 <w:szCs w:val="18"/>
               </w:rPr>
-              <w:t xml:space="preserve">Qualied personnel order, plan, perform and assist in performing procedures.</w:t>
+              <w:t xml:space="preserve">Qualified personnel order, plan, perform and assist in performing procedures.</w:t>
             </w:r>
           </w:p>
         </w:tc>
@@ -3312,7 +3312,7 @@
         <w:spacing w:after="100" w:before="220"/>
       </w:pPr>
       <w:r>
-        <w:t xml:space="preserve">COP.7.c — Qualied personnel order, plan, perform and assist in performing procedures.</w:t>
+        <w:t xml:space="preserve">COP.7.c — Qualified personnel order, plan, perform and assist in performing procedures.</w:t>
       </w:r>
     </w:p>
     <w:p>
